--- a/landing-page/program-detail/rushford-business-school/mba/08-mba-in-hospitality-and-tourism-management.docx
+++ b/landing-page/program-detail/rushford-business-school/mba/08-mba-in-hospitality-and-tourism-management.docx
@@ -336,7 +336,7 @@
     </w:p>
     <w:p>
       <w:r>
-        <w:t>Hospitality looks effortless from the guest's side of the desk. Behind it sits operations, law, destination strategy, events, sustainability, and increasingly technology. This MBA covers the whole back of house: the Rushford management core first, then a specialization running from hotel management fundamentals through tourism operations, environment and law, to event management and destination strategy.</w:t>
+        <w:t>Hospitality looks effortless from the guest's side of the desk. Behind it sits operations, law, destination strategy, events, sustainability, and increasingly technology. This MBA covers the whole back of house: the Rushford management core first, then a specialisation running from hotel management fundamentals through tourism operations, environment and law, to event management and destination strategy.</w:t>
       </w:r>
     </w:p>
     <w:p>
@@ -616,7 +616,7 @@
     </w:p>
     <w:p>
       <w:r>
-        <w:t>Four stages: management foundations, the business core, the hospitality and tourism specialization, and a capstone on a live industry question.</w:t>
+        <w:t>Four stages: management foundations, the business core, the hospitality and tourism specialisation, and a capstone on a live industry question.</w:t>
       </w:r>
     </w:p>
     <w:p>
@@ -747,7 +747,7 @@
         <w:spacing w:before="200"/>
       </w:pPr>
       <w:r>
-        <w:t>Stage 3 · The hospitality and tourism specialization</w:t>
+        <w:t>Stage 3 · The hospitality and tourism specialisation</w:t>
       </w:r>
     </w:p>
     <w:p>

--- a/landing-page/program-detail/rushford-business-school/mba/08-mba-in-hospitality-and-tourism-management.docx
+++ b/landing-page/program-detail/rushford-business-school/mba/08-mba-in-hospitality-and-tourism-management.docx
@@ -38,7 +38,7 @@
         <w:t xml:space="preserve">Meta Description: </w:t>
       </w:r>
       <w:r>
-        <w:t>16-month online MBA in Hospitality and Tourism Management from Rushford Business School. 90 ECTS, evening study, AED instalments. Enquire now.</w:t>
+        <w:t>16-month online MBA in Hospitality and Tourism Management from Rushford Business School. 90 ECTS, evening study, AED installments. Enquire now.</w:t>
       </w:r>
     </w:p>
     <w:p>
@@ -54,7 +54,7 @@
         <w:rPr>
           <w:sz w:val="22"/>
         </w:rPr>
-        <w:t>Nineteen and a half million visitors came to Dubai in 2025, and the Gulf hotel pipeline keeps growing behind them. This 16-month online MBA from Rushford Business School puts the management qualification behind the people running all of it.</w:t>
+        <w:t>19.5 million visitors came to Dubai in 2025, and the Gulf hotel pipeline keeps growing behind them. This 16-month online MBA from Rushford Business School puts the management qualification behind the people running all of it.</w:t>
       </w:r>
     </w:p>
     <w:p>
@@ -126,7 +126,7 @@
         <w:pStyle w:val="Heading2"/>
       </w:pPr>
       <w:r>
-        <w:t>Programme at a Glance</w:t>
+        <w:t>Program At A Glance</w:t>
       </w:r>
     </w:p>
     <w:tbl>
@@ -331,12 +331,12 @@
         <w:pStyle w:val="Heading2"/>
       </w:pPr>
       <w:r>
-        <w:t>Programme Overview</w:t>
+        <w:t>Program Overview</w:t>
       </w:r>
     </w:p>
     <w:p>
       <w:r>
-        <w:t>Hospitality looks effortless from the guest's side of the desk. Behind it sits operations, law, destination strategy, events, sustainability, and increasingly technology. This MBA covers the whole back of house: the Rushford management core first, then a specialisation running from hotel management fundamentals through tourism operations, environment and law, to event management and destination strategy.</w:t>
+        <w:t>Hospitality looks effortless from the guest's side of the desk. Behind it sits operations, law, destination strategy, events, sustainability, and increasingly technology. This MBA covers the whole back of house: the Rushford management core first, then a specialization running from hotel management fundamentals through tourism operations, environment and law, to event management and destination strategy.</w:t>
       </w:r>
     </w:p>
     <w:p>
@@ -349,7 +349,7 @@
         <w:pStyle w:val="Heading2"/>
       </w:pPr>
       <w:r>
-        <w:t>Why Choose This Programme</w:t>
+        <w:t>Why Choose This Program</w:t>
       </w:r>
     </w:p>
     <w:p>
@@ -414,7 +414,7 @@
     </w:p>
     <w:p>
       <w:r>
-        <w:t>Interest-free AED instalments, schedule agreed in writing before term one.</w:t>
+        <w:t>Interest-free AED installments, schedule agreed in writing before term one.</w:t>
       </w:r>
     </w:p>
     <w:p>
@@ -606,7 +606,7 @@
         <w:pStyle w:val="Heading2"/>
       </w:pPr>
       <w:r>
-        <w:t>Programme Structure</w:t>
+        <w:t>Program Structure</w:t>
       </w:r>
     </w:p>
     <w:p>
@@ -616,7 +616,7 @@
     </w:p>
     <w:p>
       <w:r>
-        <w:t>Four stages: management foundations, the business core, the hospitality and tourism specialisation, and a capstone on a live industry question.</w:t>
+        <w:t>Four stages: management foundations, the business core, the hospitality and tourism specialization, and a capstone on a live industry question.</w:t>
       </w:r>
     </w:p>
     <w:p>
@@ -747,7 +747,7 @@
         <w:spacing w:before="200"/>
       </w:pPr>
       <w:r>
-        <w:t>Stage 3 · The hospitality and tourism specialisation</w:t>
+        <w:t>Stage 3 · The hospitality and tourism specialization</w:t>
       </w:r>
     </w:p>
     <w:p>
@@ -940,7 +940,7 @@
                 <w:b/>
                 <w:sz w:val="20"/>
               </w:rPr>
-              <w:t>Affordable instalments</w:t>
+              <w:t>Affordable installments</w:t>
             </w:r>
           </w:p>
         </w:tc>
@@ -1011,7 +1011,7 @@
               <w:rPr>
                 <w:sz w:val="20"/>
               </w:rPr>
-              <w:t>Enrolment done with you, one step at a time</w:t>
+              <w:t>Enrollment done with you, one step at a time</w:t>
             </w:r>
           </w:p>
         </w:tc>
@@ -1048,7 +1048,7 @@
     </w:p>
     <w:p>
       <w:r>
-        <w:t>The Dubai Department of Economy and Tourism reports 19.59 million international overnight visitors in 2025, up 5% year on year, with average occupancy at 80.7%. Three record years running.</w:t>
+        <w:t>The Dubai Department of Economy and Tourism reports 19.59 million international overnight visitors in 2025, up 5% year on year, with average occupancy at 80.7%. That makes 3 record years running.</w:t>
       </w:r>
     </w:p>
     <w:p>
@@ -1204,7 +1204,7 @@
                 <w:b/>
                 <w:sz w:val="20"/>
               </w:rPr>
-              <w:t>Monthly Instalments</w:t>
+              <w:t>Monthly Installments</w:t>
             </w:r>
           </w:p>
         </w:tc>
@@ -1289,7 +1289,7 @@
         <w:t xml:space="preserve">Request the fee structure: </w:t>
       </w:r>
       <w:r>
-        <w:t>Fees move with the intake and study mode, so no fixed figure sits on this page. Request the personal breakdown from admissions; it costs nothing and binds you to nothing. Across our Master's programmes, totals usually land between AED 16,000 and 40,000.</w:t>
+        <w:t>Fees move with the intake and study mode, so we publish no fixed figure in advance. Request the personal breakdown from admissions; it costs nothing and binds you to nothing. Across our Master's programs, totals usually land between AED 16,000 and 40,000.</w:t>
       </w:r>
     </w:p>
     <w:sectPr>
